--- a/AAA-简历/张馨夫简历/秋招简历/version-1.docx
+++ b/AAA-简历/张馨夫简历/秋招简历/version-1.docx
@@ -893,6 +893,8 @@
       </w:r>
     </w:p>
     <w:p>
+      <w:bookmarkStart w:id="2" w:name="_GoBack"/>
+      <w:bookmarkEnd w:id="2"/>
       <w:r>
         <mc:AlternateContent>
           <mc:Choice Requires="wpg">
@@ -1575,7 +1577,7 @@
                                   </w14:solidFill>
                                 </w14:textFill>
                               </w:rPr>
-                              <w:t xml:space="preserve"> GPA：3.7/5.0（35%）</w:t>
+                              <w:t xml:space="preserve"> GPA：3.7/5.0 </w:t>
                             </w:r>
                             <w:r>
                               <w:rPr>
@@ -2186,7 +2188,7 @@
                             </w14:solidFill>
                           </w14:textFill>
                         </w:rPr>
-                        <w:t xml:space="preserve"> GPA：3.7/5.0（35%）</w:t>
+                        <w:t xml:space="preserve"> GPA：3.7/5.0 </w:t>
                       </w:r>
                       <w:r>
                         <w:rPr>
@@ -3871,10 +3873,7 @@
         </mc:AlternateContent>
       </w:r>
     </w:p>
-    <w:p>
-      <w:bookmarkStart w:id="2" w:name="_GoBack"/>
-      <w:bookmarkEnd w:id="2"/>
-    </w:p>
+    <w:p/>
     <w:p>
       <w:r>
         <mc:AlternateContent>
@@ -4569,7 +4568,7 @@
                                   </w14:solidFill>
                                 </w14:textFill>
                               </w:rPr>
-                              <w:t>到S交换机。</w:t>
+                              <w:t>到S交换机。优化</w:t>
                             </w:r>
                             <w:r>
                               <w:rPr>
@@ -4581,7 +4580,7 @@
                                 <w:szCs w:val="24"/>
                                 <w:lang w:val="en-US" w:eastAsia="zh-CN"/>
                               </w:rPr>
-                              <w:t>基于LLM将专家经验转换为排障脚本</w:t>
+                              <w:t>排障脚本生成工具</w:t>
                             </w:r>
                             <w:r>
                               <w:rPr>
@@ -4599,7 +4598,7 @@
                                   </w14:solidFill>
                                 </w14:textFill>
                               </w:rPr>
-                              <w:t>，将经验的各个步骤转化为</w:t>
+                              <w:t>，将专家经验转化为</w:t>
                             </w:r>
                             <w:r>
                               <w:rPr>
@@ -4611,7 +4610,7 @@
                                 <w:szCs w:val="24"/>
                                 <w:lang w:val="en-US" w:eastAsia="zh-CN"/>
                               </w:rPr>
-                              <w:t>Prompt</w:t>
+                              <w:t>Prompt，调用LLM“生成-校验-回喂-修复”</w:t>
                             </w:r>
                             <w:r>
                               <w:rPr>
@@ -4629,7 +4628,7 @@
                                   </w14:solidFill>
                                 </w14:textFill>
                               </w:rPr>
-                              <w:t>给到模型，由 LLM 整合生成代码，示例调试通过后整合为完整排障脚本，调度执行各排障步骤，</w:t>
+                              <w:t>得到符合编程规范脚本，</w:t>
                             </w:r>
                             <w:r>
                               <w:rPr>
@@ -4641,7 +4640,97 @@
                                 <w:szCs w:val="24"/>
                                 <w:lang w:val="en-US" w:eastAsia="zh-CN"/>
                               </w:rPr>
-                              <w:t>在S交换机上实现自动化排障功能</w:t>
+                              <w:t>继承</w:t>
+                            </w:r>
+                            <w:r>
+                              <w:rPr>
+                                <w:rFonts w:hint="eastAsia" w:ascii="微软雅黑" w:hAnsi="微软雅黑" w:eastAsia="微软雅黑"/>
+                                <w:color w:val="262626" w:themeColor="text1" w:themeTint="D9"/>
+                                <w:sz w:val="24"/>
+                                <w:szCs w:val="24"/>
+                                <w:lang w:val="en-US" w:eastAsia="zh-CN"/>
+                                <w14:textFill>
+                                  <w14:solidFill>
+                                    <w14:schemeClr w14:val="tx1">
+                                      <w14:lumMod w14:val="85000"/>
+                                      <w14:lumOff w14:val="15000"/>
+                                    </w14:schemeClr>
+                                  </w14:solidFill>
+                                </w14:textFill>
+                              </w:rPr>
+                              <w:t>OPS调试工具的</w:t>
+                            </w:r>
+                            <w:r>
+                              <w:rPr>
+                                <w:rFonts w:hint="eastAsia" w:ascii="微软雅黑" w:hAnsi="微软雅黑" w:eastAsia="微软雅黑"/>
+                                <w:b/>
+                                <w:bCs/>
+                                <w:color w:val="2E75B6" w:themeColor="accent1" w:themeShade="BF"/>
+                                <w:sz w:val="24"/>
+                                <w:szCs w:val="24"/>
+                                <w:lang w:val="en-US" w:eastAsia="zh-CN"/>
+                              </w:rPr>
+                              <w:t>一键自动化</w:t>
+                            </w:r>
+                            <w:r>
+                              <w:rPr>
+                                <w:rFonts w:hint="eastAsia" w:ascii="微软雅黑" w:hAnsi="微软雅黑" w:eastAsia="微软雅黑"/>
+                                <w:color w:val="262626" w:themeColor="text1" w:themeTint="D9"/>
+                                <w:sz w:val="24"/>
+                                <w:szCs w:val="24"/>
+                                <w:lang w:val="en-US" w:eastAsia="zh-CN"/>
+                                <w14:textFill>
+                                  <w14:solidFill>
+                                    <w14:schemeClr w14:val="tx1">
+                                      <w14:lumMod w14:val="85000"/>
+                                      <w14:lumOff w14:val="15000"/>
+                                    </w14:schemeClr>
+                                  </w14:solidFill>
+                                </w14:textFill>
+                              </w:rPr>
+                              <w:t>功能，</w:t>
+                            </w:r>
+                            <w:r>
+                              <w:rPr>
+                                <w:rFonts w:hint="eastAsia" w:ascii="微软雅黑" w:hAnsi="微软雅黑" w:eastAsia="微软雅黑"/>
+                                <w:b/>
+                                <w:bCs/>
+                                <w:color w:val="2E75B6" w:themeColor="accent1" w:themeShade="BF"/>
+                                <w:sz w:val="24"/>
+                                <w:szCs w:val="24"/>
+                                <w:lang w:val="en-US" w:eastAsia="zh-CN"/>
+                              </w:rPr>
+                              <w:t>开发ping脚本</w:t>
+                            </w:r>
+                            <w:r>
+                              <w:rPr>
+                                <w:rFonts w:hint="eastAsia" w:ascii="微软雅黑" w:hAnsi="微软雅黑" w:eastAsia="微软雅黑"/>
+                                <w:color w:val="262626" w:themeColor="text1" w:themeTint="D9"/>
+                                <w:sz w:val="24"/>
+                                <w:szCs w:val="24"/>
+                                <w:lang w:val="en-US" w:eastAsia="zh-CN"/>
+                                <w14:textFill>
+                                  <w14:solidFill>
+                                    <w14:schemeClr w14:val="tx1">
+                                      <w14:lumMod w14:val="85000"/>
+                                      <w14:lumOff w14:val="15000"/>
+                                    </w14:schemeClr>
+                                  </w14:solidFill>
+                                </w14:textFill>
+                              </w:rPr>
+                              <w:t>在S交换机上</w:t>
+                            </w:r>
+                            <w:r>
+                              <w:rPr>
+                                <w:rFonts w:hint="eastAsia" w:ascii="微软雅黑" w:hAnsi="微软雅黑" w:eastAsia="微软雅黑"/>
+                                <w:b/>
+                                <w:bCs/>
+                                <w:color w:val="2E75B6" w:themeColor="accent1" w:themeShade="BF"/>
+                                <w:sz w:val="24"/>
+                                <w:szCs w:val="24"/>
+                                <w:lang w:val="en-US" w:eastAsia="zh-CN"/>
+                              </w:rPr>
+                              <w:t>实现自动化排障功能</w:t>
                             </w:r>
                             <w:r>
                               <w:rPr>
@@ -4739,7 +4828,7 @@
                                   </w14:solidFill>
                                 </w14:textFill>
                               </w:rPr>
-                              <w:t>独立开发出适配不同型号S交换机的通用OPS工具，ping自动化排障脚本。</w:t>
+                              <w:t>独立开发出OPS调试工具，ping自动化排障脚本，优化排障脚本生成工具。</w:t>
                             </w:r>
                           </w:p>
                         </w:txbxContent>
@@ -5417,7 +5506,7 @@
                             </w14:solidFill>
                           </w14:textFill>
                         </w:rPr>
-                        <w:t>到S交换机。</w:t>
+                        <w:t>到S交换机。优化</w:t>
                       </w:r>
                       <w:r>
                         <w:rPr>
@@ -5429,7 +5518,7 @@
                           <w:szCs w:val="24"/>
                           <w:lang w:val="en-US" w:eastAsia="zh-CN"/>
                         </w:rPr>
-                        <w:t>基于LLM将专家经验转换为排障脚本</w:t>
+                        <w:t>排障脚本生成工具</w:t>
                       </w:r>
                       <w:r>
                         <w:rPr>
@@ -5447,7 +5536,7 @@
                             </w14:solidFill>
                           </w14:textFill>
                         </w:rPr>
-                        <w:t>，将经验的各个步骤转化为</w:t>
+                        <w:t>，将专家经验转化为</w:t>
                       </w:r>
                       <w:r>
                         <w:rPr>
@@ -5459,7 +5548,7 @@
                           <w:szCs w:val="24"/>
                           <w:lang w:val="en-US" w:eastAsia="zh-CN"/>
                         </w:rPr>
-                        <w:t>Prompt</w:t>
+                        <w:t>Prompt，调用LLM“生成-校验-回喂-修复”</w:t>
                       </w:r>
                       <w:r>
                         <w:rPr>
@@ -5477,7 +5566,7 @@
                             </w14:solidFill>
                           </w14:textFill>
                         </w:rPr>
-                        <w:t>给到模型，由 LLM 整合生成代码，示例调试通过后整合为完整排障脚本，调度执行各排障步骤，</w:t>
+                        <w:t>得到符合编程规范脚本，</w:t>
                       </w:r>
                       <w:r>
                         <w:rPr>
@@ -5489,7 +5578,97 @@
                           <w:szCs w:val="24"/>
                           <w:lang w:val="en-US" w:eastAsia="zh-CN"/>
                         </w:rPr>
-                        <w:t>在S交换机上实现自动化排障功能</w:t>
+                        <w:t>继承</w:t>
+                      </w:r>
+                      <w:r>
+                        <w:rPr>
+                          <w:rFonts w:hint="eastAsia" w:ascii="微软雅黑" w:hAnsi="微软雅黑" w:eastAsia="微软雅黑"/>
+                          <w:color w:val="262626" w:themeColor="text1" w:themeTint="D9"/>
+                          <w:sz w:val="24"/>
+                          <w:szCs w:val="24"/>
+                          <w:lang w:val="en-US" w:eastAsia="zh-CN"/>
+                          <w14:textFill>
+                            <w14:solidFill>
+                              <w14:schemeClr w14:val="tx1">
+                                <w14:lumMod w14:val="85000"/>
+                                <w14:lumOff w14:val="15000"/>
+                              </w14:schemeClr>
+                            </w14:solidFill>
+                          </w14:textFill>
+                        </w:rPr>
+                        <w:t>OPS调试工具的</w:t>
+                      </w:r>
+                      <w:r>
+                        <w:rPr>
+                          <w:rFonts w:hint="eastAsia" w:ascii="微软雅黑" w:hAnsi="微软雅黑" w:eastAsia="微软雅黑"/>
+                          <w:b/>
+                          <w:bCs/>
+                          <w:color w:val="2E75B6" w:themeColor="accent1" w:themeShade="BF"/>
+                          <w:sz w:val="24"/>
+                          <w:szCs w:val="24"/>
+                          <w:lang w:val="en-US" w:eastAsia="zh-CN"/>
+                        </w:rPr>
+                        <w:t>一键自动化</w:t>
+                      </w:r>
+                      <w:r>
+                        <w:rPr>
+                          <w:rFonts w:hint="eastAsia" w:ascii="微软雅黑" w:hAnsi="微软雅黑" w:eastAsia="微软雅黑"/>
+                          <w:color w:val="262626" w:themeColor="text1" w:themeTint="D9"/>
+                          <w:sz w:val="24"/>
+                          <w:szCs w:val="24"/>
+                          <w:lang w:val="en-US" w:eastAsia="zh-CN"/>
+                          <w14:textFill>
+                            <w14:solidFill>
+                              <w14:schemeClr w14:val="tx1">
+                                <w14:lumMod w14:val="85000"/>
+                                <w14:lumOff w14:val="15000"/>
+                              </w14:schemeClr>
+                            </w14:solidFill>
+                          </w14:textFill>
+                        </w:rPr>
+                        <w:t>功能，</w:t>
+                      </w:r>
+                      <w:r>
+                        <w:rPr>
+                          <w:rFonts w:hint="eastAsia" w:ascii="微软雅黑" w:hAnsi="微软雅黑" w:eastAsia="微软雅黑"/>
+                          <w:b/>
+                          <w:bCs/>
+                          <w:color w:val="2E75B6" w:themeColor="accent1" w:themeShade="BF"/>
+                          <w:sz w:val="24"/>
+                          <w:szCs w:val="24"/>
+                          <w:lang w:val="en-US" w:eastAsia="zh-CN"/>
+                        </w:rPr>
+                        <w:t>开发ping脚本</w:t>
+                      </w:r>
+                      <w:r>
+                        <w:rPr>
+                          <w:rFonts w:hint="eastAsia" w:ascii="微软雅黑" w:hAnsi="微软雅黑" w:eastAsia="微软雅黑"/>
+                          <w:color w:val="262626" w:themeColor="text1" w:themeTint="D9"/>
+                          <w:sz w:val="24"/>
+                          <w:szCs w:val="24"/>
+                          <w:lang w:val="en-US" w:eastAsia="zh-CN"/>
+                          <w14:textFill>
+                            <w14:solidFill>
+                              <w14:schemeClr w14:val="tx1">
+                                <w14:lumMod w14:val="85000"/>
+                                <w14:lumOff w14:val="15000"/>
+                              </w14:schemeClr>
+                            </w14:solidFill>
+                          </w14:textFill>
+                        </w:rPr>
+                        <w:t>在S交换机上</w:t>
+                      </w:r>
+                      <w:r>
+                        <w:rPr>
+                          <w:rFonts w:hint="eastAsia" w:ascii="微软雅黑" w:hAnsi="微软雅黑" w:eastAsia="微软雅黑"/>
+                          <w:b/>
+                          <w:bCs/>
+                          <w:color w:val="2E75B6" w:themeColor="accent1" w:themeShade="BF"/>
+                          <w:sz w:val="24"/>
+                          <w:szCs w:val="24"/>
+                          <w:lang w:val="en-US" w:eastAsia="zh-CN"/>
+                        </w:rPr>
+                        <w:t>实现自动化排障功能</w:t>
                       </w:r>
                       <w:r>
                         <w:rPr>
@@ -5587,7 +5766,7 @@
                             </w14:solidFill>
                           </w14:textFill>
                         </w:rPr>
-                        <w:t>独立开发出适配不同型号S交换机的通用OPS工具，ping自动化排障脚本。</w:t>
+                        <w:t>独立开发出OPS调试工具，ping自动化排障脚本，优化排障脚本生成工具。</w:t>
                       </w:r>
                     </w:p>
                   </w:txbxContent>
@@ -8432,7 +8611,7 @@
                                 <w:szCs w:val="24"/>
                                 <w:lang w:val="en-US" w:eastAsia="zh-CN"/>
                               </w:rPr>
-                              <w:t>二层</w:t>
+                              <w:t>二层、三层</w:t>
                             </w:r>
                             <w:r>
                               <w:rPr>
@@ -8537,19 +8716,7 @@
                                 <w:szCs w:val="24"/>
                                 <w:lang w:val="en-US" w:eastAsia="zh-CN"/>
                               </w:rPr>
-                              <w:t>L</w:t>
-                            </w:r>
-                            <w:r>
-                              <w:rPr>
-                                <w:rFonts w:hint="eastAsia" w:ascii="微软雅黑" w:hAnsi="微软雅黑" w:eastAsia="微软雅黑"/>
-                                <w:b/>
-                                <w:bCs/>
-                                <w:color w:val="2E75B6" w:themeColor="accent1" w:themeShade="BF"/>
-                                <w:sz w:val="24"/>
-                                <w:szCs w:val="24"/>
-                                <w:lang w:val="en-US" w:eastAsia="zh-CN"/>
-                              </w:rPr>
-                              <w:t>inux应用</w:t>
+                              <w:t>Linux应用</w:t>
                             </w:r>
                             <w:r>
                               <w:rPr>
@@ -9047,7 +9214,7 @@
                           <w:szCs w:val="24"/>
                           <w:lang w:val="en-US" w:eastAsia="zh-CN"/>
                         </w:rPr>
-                        <w:t>二层</w:t>
+                        <w:t>二层、三层</w:t>
                       </w:r>
                       <w:r>
                         <w:rPr>
@@ -9152,19 +9319,7 @@
                           <w:szCs w:val="24"/>
                           <w:lang w:val="en-US" w:eastAsia="zh-CN"/>
                         </w:rPr>
-                        <w:t>L</w:t>
-                      </w:r>
-                      <w:r>
-                        <w:rPr>
-                          <w:rFonts w:hint="eastAsia" w:ascii="微软雅黑" w:hAnsi="微软雅黑" w:eastAsia="微软雅黑"/>
-                          <w:b/>
-                          <w:bCs/>
-                          <w:color w:val="2E75B6" w:themeColor="accent1" w:themeShade="BF"/>
-                          <w:sz w:val="24"/>
-                          <w:szCs w:val="24"/>
-                          <w:lang w:val="en-US" w:eastAsia="zh-CN"/>
-                        </w:rPr>
-                        <w:t>inux应用</w:t>
+                        <w:t>Linux应用</w:t>
                       </w:r>
                       <w:r>
                         <w:rPr>
